--- a/RAC/12장/12장_인스턴스와클러스터DB관리.docx
+++ b/RAC/12장/12장_인스턴스와클러스터DB관리.docx
@@ -34,7 +34,35 @@
           <w:rFonts w:ascii="맑은 고딕" w:hAnsi="맑은 고딕" w:eastAsia="맑은 고딕"/>
           <w:sz w:val="21"/>
         </w:rPr>
-        <w:t>그리고 파라미터를 다룬다. RAC 의 SPFILE 에는 단일 인스턴스에 없는 표기가 하나 있다. `*.parameter` 와 `racdb1.parameter` 의 구분이다. 이 구분이 왜 필요한지, 어떤 파라미터가 어느 쪽에 속하는지, 잘못 지정하면 무슨 일이 생기는지를 실측으로 확인한다.</w:t>
+        <w:t xml:space="preserve">그리고 파라미터를 다룬다. RAC 의 SPFILE 에는 단일 인스턴스에 없는 표기가 하나 있다. </w:t>
+      </w:r>
+      <w:r>
+        <w:rPr>
+          <w:rFonts w:ascii="Consolas" w:hAnsi="Consolas" w:eastAsia="Consolas" w:cs="Consolas"/>
+          <w:sz w:val="20"/>
+        </w:rPr>
+        <w:t xml:space="preserve">*.parameter</w:t>
+      </w:r>
+      <w:r>
+        <w:rPr>
+          <w:rFonts w:ascii="맑은 고딕" w:hAnsi="맑은 고딕" w:eastAsia="맑은 고딕"/>
+          <w:sz w:val="21"/>
+        </w:rPr>
+        <w:t xml:space="preserve"> 와 </w:t>
+      </w:r>
+      <w:r>
+        <w:rPr>
+          <w:rFonts w:ascii="Consolas" w:hAnsi="Consolas" w:eastAsia="Consolas" w:cs="Consolas"/>
+          <w:sz w:val="20"/>
+        </w:rPr>
+        <w:t xml:space="preserve">racdb1.parameter</w:t>
+      </w:r>
+      <w:r>
+        <w:rPr>
+          <w:rFonts w:ascii="맑은 고딕" w:hAnsi="맑은 고딕" w:eastAsia="맑은 고딕"/>
+          <w:sz w:val="21"/>
+        </w:rPr>
+        <w:t xml:space="preserve"> 의 구분이다. 이 구분이 왜 필요한지, 어떤 파라미터가 어느 쪽에 속하는지, 잘못 지정하면 무슨 일이 생기는지를 실측으로 확인한다.</w:t>
       </w:r>
     </w:p>
     <w:p>
@@ -462,19 +490,47 @@
     <w:p>
       <w:r>
         <w:rPr>
+          <w:rFonts w:ascii="Consolas" w:hAnsi="Consolas" w:eastAsia="Consolas" w:cs="Consolas"/>
+          <w:sz w:val="20"/>
+        </w:rPr>
+        <w:t xml:space="preserve">Start options: open</w:t>
+      </w:r>
+      <w:r>
+        <w:rPr>
           <w:rFonts w:ascii="맑은 고딕" w:hAnsi="맑은 고딕" w:eastAsia="맑은 고딕"/>
           <w:sz w:val="21"/>
         </w:rPr>
-        <w:t>`Start options: open` 과 `Stop options: immediate` 는 srvctl start/stop 을 옵션 없이 실행했을 때의 기본 동작이다. 즉 srvctl stop database 는 shutdown immediate 를 뜻한다.</w:t>
+        <w:t xml:space="preserve"> 과 </w:t>
+      </w:r>
+      <w:r>
+        <w:rPr>
+          <w:rFonts w:ascii="Consolas" w:hAnsi="Consolas" w:eastAsia="Consolas" w:cs="Consolas"/>
+          <w:sz w:val="20"/>
+        </w:rPr>
+        <w:t xml:space="preserve">Stop options: immediate</w:t>
+      </w:r>
+      <w:r>
+        <w:rPr>
+          <w:rFonts w:ascii="맑은 고딕" w:hAnsi="맑은 고딕" w:eastAsia="맑은 고딕"/>
+          <w:sz w:val="21"/>
+        </w:rPr>
+        <w:t xml:space="preserve"> 는 srvctl start/stop 을 옵션 없이 실행했을 때의 기본 동작이다. 즉 srvctl stop database 는 shutdown immediate 를 뜻한다.</w:t>
       </w:r>
     </w:p>
     <w:p>
       <w:r>
         <w:rPr>
+          <w:rFonts w:ascii="Consolas" w:hAnsi="Consolas" w:eastAsia="Consolas" w:cs="Consolas"/>
+          <w:sz w:val="20"/>
+        </w:rPr>
+        <w:t xml:space="preserve">Management policy: AUTOMATIC</w:t>
+      </w:r>
+      <w:r>
+        <w:rPr>
           <w:rFonts w:ascii="맑은 고딕" w:hAnsi="맑은 고딕" w:eastAsia="맑은 고딕"/>
           <w:sz w:val="21"/>
         </w:rPr>
-        <w:t>`Management policy: AUTOMATIC` 은 노드가 부팅될 때 CRS 가 이 데이터베이스를 자동으로 올린다는 뜻이다.</w:t>
+        <w:t xml:space="preserve"> 은 노드가 부팅될 때 CRS 가 이 데이터베이스를 자동으로 올린다는 뜻이다.</w:t>
       </w:r>
     </w:p>
     <w:p>
@@ -750,37 +806,93 @@
     <w:p>
       <w:r>
         <w:rPr>
+          <w:rFonts w:ascii="Consolas" w:hAnsi="Consolas" w:eastAsia="Consolas" w:cs="Consolas"/>
+          <w:sz w:val="20"/>
+        </w:rPr>
+        <w:t xml:space="preserve">-startoption</w:t>
+      </w:r>
+      <w:r>
+        <w:rPr>
           <w:rFonts w:ascii="맑은 고딕" w:hAnsi="맑은 고딕" w:eastAsia="맑은 고딕"/>
           <w:sz w:val="21"/>
         </w:rPr>
-        <w:t>`-startoption` 과 `-stopoption` 은 SQL*Plus 의 startup/shutdown 인자를 그대로 받는다. srvctl 이 결국 그 명령을 대신 실행한다는 뜻이다.</w:t>
+        <w:t xml:space="preserve"> 과 </w:t>
+      </w:r>
+      <w:r>
+        <w:rPr>
+          <w:rFonts w:ascii="Consolas" w:hAnsi="Consolas" w:eastAsia="Consolas" w:cs="Consolas"/>
+          <w:sz w:val="20"/>
+        </w:rPr>
+        <w:t xml:space="preserve">-stopoption</w:t>
+      </w:r>
+      <w:r>
+        <w:rPr>
+          <w:rFonts w:ascii="맑은 고딕" w:hAnsi="맑은 고딕" w:eastAsia="맑은 고딕"/>
+          <w:sz w:val="21"/>
+        </w:rPr>
+        <w:t xml:space="preserve"> 은 SQL*Plus 의 startup/shutdown 인자를 그대로 받는다. srvctl 이 결국 그 명령을 대신 실행한다는 뜻이다.</w:t>
       </w:r>
     </w:p>
     <w:p>
       <w:r>
         <w:rPr>
+          <w:rFonts w:ascii="Consolas" w:hAnsi="Consolas" w:eastAsia="Consolas" w:cs="Consolas"/>
+          <w:sz w:val="20"/>
+        </w:rPr>
+        <w:t xml:space="preserve">-startconcurrency</w:t>
+      </w:r>
+      <w:r>
+        <w:rPr>
           <w:rFonts w:ascii="맑은 고딕" w:hAnsi="맑은 고딕" w:eastAsia="맑은 고딕"/>
           <w:sz w:val="21"/>
         </w:rPr>
-        <w:t>`-startconcurrency` 와 `-stopconcurrency` 는 RAC 전용이다. 몇 개 인스턴스를 동시에 처리할지 정한다. 이 랩처럼 자원이 빠듯한 환경에서는 1 로 지정해 순차 처리하는 것이 안전하다.</w:t>
+        <w:t xml:space="preserve"> 와 </w:t>
+      </w:r>
+      <w:r>
+        <w:rPr>
+          <w:rFonts w:ascii="Consolas" w:hAnsi="Consolas" w:eastAsia="Consolas" w:cs="Consolas"/>
+          <w:sz w:val="20"/>
+        </w:rPr>
+        <w:t xml:space="preserve">-stopconcurrency</w:t>
+      </w:r>
+      <w:r>
+        <w:rPr>
+          <w:rFonts w:ascii="맑은 고딕" w:hAnsi="맑은 고딕" w:eastAsia="맑은 고딕"/>
+          <w:sz w:val="21"/>
+        </w:rPr>
+        <w:t xml:space="preserve"> 는 RAC 전용이다. 몇 개 인스턴스를 동시에 처리할지 정한다. 이 랩처럼 자원이 빠듯한 환경에서는 1 로 지정해 순차 처리하는 것이 안전하다.</w:t>
       </w:r>
     </w:p>
     <w:p>
       <w:r>
         <w:rPr>
+          <w:rFonts w:ascii="Consolas" w:hAnsi="Consolas" w:eastAsia="Consolas" w:cs="Consolas"/>
+          <w:sz w:val="20"/>
+        </w:rPr>
+        <w:t xml:space="preserve">-drain_timeout</w:t>
+      </w:r>
+      <w:r>
+        <w:rPr>
           <w:rFonts w:ascii="맑은 고딕" w:hAnsi="맑은 고딕" w:eastAsia="맑은 고딕"/>
           <w:sz w:val="21"/>
         </w:rPr>
-        <w:t>`-drain_timeout` 은 정지 전에 세션이 빠질 시간을 준다. 15 장의 서비스와 함께 쓰는 옵션이다.</w:t>
+        <w:t xml:space="preserve"> 은 정지 전에 세션이 빠질 시간을 준다. 15 장의 서비스와 함께 쓰는 옵션이다.</w:t>
       </w:r>
     </w:p>
     <w:p>
       <w:r>
         <w:rPr>
+          <w:rFonts w:ascii="Consolas" w:hAnsi="Consolas" w:eastAsia="Consolas" w:cs="Consolas"/>
+          <w:sz w:val="20"/>
+        </w:rPr>
+        <w:t xml:space="preserve">-eval</w:t>
+      </w:r>
+      <w:r>
+        <w:rPr>
           <w:rFonts w:ascii="맑은 고딕" w:hAnsi="맑은 고딕" w:eastAsia="맑은 고딕"/>
           <w:sz w:val="21"/>
         </w:rPr>
-        <w:t>`-eval` 은 실제로 실행하지 않고 영향만 계산한다. 운영에서 정지 명령을 내리기 전에 무엇이 함께 내려가는지 확인할 때 쓴다.</w:t>
+        <w:t xml:space="preserve"> 은 실제로 실행하지 않고 영향만 계산한다. 운영에서 정지 명령을 내리기 전에 무엇이 함께 내려가는지 확인할 때 쓴다.</w:t>
       </w:r>
     </w:p>
     <w:tbl>
@@ -1187,7 +1299,21 @@
           <w:rFonts w:ascii="맑은 고딕" w:hAnsi="맑은 고딕" w:eastAsia="맑은 고딕"/>
           <w:sz w:val="21"/>
         </w:rPr>
-        <w:t>CRS 쪽 표기가 중요하다. 2 번 인스턴스의 TARGET 이 `OFFLINE` 으로 바뀌었다.</w:t>
+        <w:t xml:space="preserve">CRS 쪽 표기가 중요하다. 2 번 인스턴스의 TARGET 이 </w:t>
+      </w:r>
+      <w:r>
+        <w:rPr>
+          <w:rFonts w:ascii="Consolas" w:hAnsi="Consolas" w:eastAsia="Consolas" w:cs="Consolas"/>
+          <w:sz w:val="20"/>
+        </w:rPr>
+        <w:t xml:space="preserve">OFFLINE</w:t>
+      </w:r>
+      <w:r>
+        <w:rPr>
+          <w:rFonts w:ascii="맑은 고딕" w:hAnsi="맑은 고딕" w:eastAsia="맑은 고딕"/>
+          <w:sz w:val="21"/>
+        </w:rPr>
+        <w:t xml:space="preserve"> 으로 바뀌었다.</w:t>
       </w:r>
     </w:p>
     <w:p>
@@ -2215,19 +2341,33 @@
     <w:p>
       <w:r>
         <w:rPr>
+          <w:rFonts w:ascii="Consolas" w:hAnsi="Consolas" w:eastAsia="Consolas" w:cs="Consolas"/>
+          <w:sz w:val="20"/>
+        </w:rPr>
+        <w:t xml:space="preserve">RESTART_ATTEMPTS=2</w:t>
+      </w:r>
+      <w:r>
+        <w:rPr>
           <w:rFonts w:ascii="맑은 고딕" w:hAnsi="맑은 고딕" w:eastAsia="맑은 고딕"/>
           <w:sz w:val="21"/>
         </w:rPr>
-        <w:t>`RESTART_ATTEMPTS=2` 가 그 횟수다. CRS 는 두 번까지 다시 올려 본다. 두 번 다 실패하면 포기하고 자원을 OFFLINE 으로 둔다.</w:t>
+        <w:t xml:space="preserve"> 가 그 횟수다. CRS 는 두 번까지 다시 올려 본다. 두 번 다 실패하면 포기하고 자원을 OFFLINE 으로 둔다.</w:t>
       </w:r>
     </w:p>
     <w:p>
       <w:r>
         <w:rPr>
+          <w:rFonts w:ascii="Consolas" w:hAnsi="Consolas" w:eastAsia="Consolas" w:cs="Consolas"/>
+          <w:sz w:val="20"/>
+        </w:rPr>
+        <w:t xml:space="preserve">UPTIME_THRESHOLD=1h</w:t>
+      </w:r>
+      <w:r>
+        <w:rPr>
           <w:rFonts w:ascii="맑은 고딕" w:hAnsi="맑은 고딕" w:eastAsia="맑은 고딕"/>
           <w:sz w:val="21"/>
         </w:rPr>
-        <w:t>`UPTIME_THRESHOLD=1h` 는 재시작 횟수를 세는 기준이다. 한 시간 이상 정상 동작하면 그동안의 실패 이력을 잊는다. 그래서 하루에 한 번씩 죽는 인스턴스는 매번 두 번의 기회를 다시 받는다.</w:t>
+        <w:t xml:space="preserve"> 는 재시작 횟수를 세는 기준이다. 한 시간 이상 정상 동작하면 그동안의 실패 이력을 잊는다. 그래서 하루에 한 번씩 죽는 인스턴스는 매번 두 번의 기회를 다시 받는다.</w:t>
       </w:r>
     </w:p>
     <w:tbl>
@@ -2627,10 +2767,33 @@
     <w:p>
       <w:r>
         <w:rPr>
+          <w:rFonts w:ascii="Consolas" w:hAnsi="Consolas" w:eastAsia="Consolas" w:cs="Consolas"/>
+          <w:sz w:val="20"/>
+        </w:rPr>
+        <w:t xml:space="preserve">Local Resources</w:t>
+      </w:r>
+      <w:r>
+        <w:rPr>
           <w:rFonts w:ascii="맑은 고딕" w:hAnsi="맑은 고딕" w:eastAsia="맑은 고딕"/>
           <w:sz w:val="21"/>
         </w:rPr>
-        <w:t>`Local Resources` 는 각 노드마다 하나씩 있는 자원이다. 리스너, 네트워크, ONS 가 여기 속한다. 노드 수만큼 행이 있다.</w:t>
+        <w:t xml:space="preserve"> 는 각 노드마다 하나씩 있는 자원이다. 리스너, 네트워크, ONS 가 여기 속한다. 노드 수만큼 행이 있다.</w:t>
+      </w:r>
+    </w:p>
+    <w:p>
+      <w:r>
+        <w:rPr>
+          <w:rFonts w:ascii="Consolas" w:hAnsi="Consolas" w:eastAsia="Consolas" w:cs="Consolas"/>
+          <w:sz w:val="20"/>
+        </w:rPr>
+        <w:t xml:space="preserve">Cluster Resources</w:t>
+      </w:r>
+      <w:r>
+        <w:rPr>
+          <w:rFonts w:ascii="맑은 고딕" w:hAnsi="맑은 고딕" w:eastAsia="맑은 고딕"/>
+          <w:sz w:val="21"/>
+        </w:rPr>
+        <w:t xml:space="preserve"> 는 클러스터 차원에서 개수가 정해지는 자원이다. SCAN 리스너는 하나뿐이고 ASM 은 카디널리티 3 이다.</w:t>
       </w:r>
     </w:p>
     <w:p>
@@ -2639,16 +2802,21 @@
           <w:rFonts w:ascii="맑은 고딕" w:hAnsi="맑은 고딕" w:eastAsia="맑은 고딕"/>
           <w:sz w:val="21"/>
         </w:rPr>
-        <w:t>`Cluster Resources` 는 클러스터 차원에서 개수가 정해지는 자원이다. SCAN 리스너는 하나뿐이고 ASM 은 카디널리티 3 이다.</w:t>
+        <w:t xml:space="preserve">9장에서 본 </w:t>
       </w:r>
-    </w:p>
-    <w:p>
+      <w:r>
+        <w:rPr>
+          <w:rFonts w:ascii="Consolas" w:hAnsi="Consolas" w:eastAsia="Consolas" w:cs="Consolas"/>
+          <w:sz w:val="20"/>
+        </w:rPr>
+        <w:t xml:space="preserve">2 OFFLINE</w:t>
+      </w:r>
       <w:r>
         <w:rPr>
           <w:rFonts w:ascii="맑은 고딕" w:hAnsi="맑은 고딕" w:eastAsia="맑은 고딕"/>
           <w:sz w:val="21"/>
         </w:rPr>
-        <w:t>9장에서 본 `2 OFFLINE` 패턴이 여기서도 보인다. Flex ASM 의 슬롯이 셋인데 노드가 둘이라 하나가 비어 있는 것이다.</w:t>
+        <w:t xml:space="preserve"> 패턴이 여기서도 보인다. Flex ASM 의 슬롯이 셋인데 노드가 둘이라 하나가 비어 있는 것이다.</w:t>
       </w:r>
     </w:p>
     <w:p>
@@ -2665,7 +2833,21 @@
           <w:rFonts w:ascii="맑은 고딕" w:hAnsi="맑은 고딕" w:eastAsia="맑은 고딕"/>
           <w:sz w:val="21"/>
         </w:rPr>
-        <w:t>crsctl 에 `-init` 을 붙이면 CRS 자신을 구성하는 자원이 나온다.</w:t>
+        <w:t xml:space="preserve">crsctl 에 </w:t>
+      </w:r>
+      <w:r>
+        <w:rPr>
+          <w:rFonts w:ascii="Consolas" w:hAnsi="Consolas" w:eastAsia="Consolas" w:cs="Consolas"/>
+          <w:sz w:val="20"/>
+        </w:rPr>
+        <w:t xml:space="preserve">-init</w:t>
+      </w:r>
+      <w:r>
+        <w:rPr>
+          <w:rFonts w:ascii="맑은 고딕" w:hAnsi="맑은 고딕" w:eastAsia="맑은 고딕"/>
+          <w:sz w:val="21"/>
+        </w:rPr>
+        <w:t xml:space="preserve"> 을 붙이면 CRS 자신을 구성하는 자원이 나온다.</w:t>
       </w:r>
     </w:p>
     <w:tbl>
@@ -2888,25 +3070,53 @@
           <w:rFonts w:ascii="맑은 고딕" w:hAnsi="맑은 고딕" w:eastAsia="맑은 고딕"/>
           <w:sz w:val="21"/>
         </w:rPr>
-        <w:t>이것이 3장에서 다룬 Clusterware 데몬들이다. ohasd 가 이들을 관리하고, 이들이 올라온 뒤에야 `crsctl stat res -t` 의 자원들이 관리된다.</w:t>
+        <w:t xml:space="preserve">이것이 3장에서 다룬 Clusterware 데몬들이다. ohasd 가 이들을 관리하고, 이들이 올라온 뒤에야 </w:t>
+      </w:r>
+      <w:r>
+        <w:rPr>
+          <w:rFonts w:ascii="Consolas" w:hAnsi="Consolas" w:eastAsia="Consolas" w:cs="Consolas"/>
+          <w:sz w:val="20"/>
+        </w:rPr>
+        <w:t xml:space="preserve">crsctl stat res -t</w:t>
+      </w:r>
+      <w:r>
+        <w:rPr>
+          <w:rFonts w:ascii="맑은 고딕" w:hAnsi="맑은 고딕" w:eastAsia="맑은 고딕"/>
+          <w:sz w:val="21"/>
+        </w:rPr>
+        <w:t xml:space="preserve"> 의 자원들이 관리된다.</w:t>
       </w:r>
     </w:p>
     <w:p>
       <w:r>
         <w:rPr>
+          <w:rFonts w:ascii="Consolas" w:hAnsi="Consolas" w:eastAsia="Consolas" w:cs="Consolas"/>
+          <w:sz w:val="20"/>
+        </w:rPr>
+        <w:t xml:space="preserve">ora.cluster_interconnect.haip</w:t>
+      </w:r>
+      <w:r>
+        <w:rPr>
           <w:rFonts w:ascii="맑은 고딕" w:hAnsi="맑은 고딕" w:eastAsia="맑은 고딕"/>
           <w:sz w:val="21"/>
         </w:rPr>
-        <w:t>`ora.cluster_interconnect.haip` 가 여기 있다는 점을 기억해 두면 좋다. 인터커넥트 문제를 진단할 때 이 목록에서 상태를 확인한다.</w:t>
+        <w:t xml:space="preserve"> 가 여기 있다는 점을 기억해 두면 좋다. 인터커넥트 문제를 진단할 때 이 목록에서 상태를 확인한다.</w:t>
       </w:r>
     </w:p>
     <w:p>
       <w:r>
         <w:rPr>
+          <w:rFonts w:ascii="Consolas" w:hAnsi="Consolas" w:eastAsia="Consolas" w:cs="Consolas"/>
+          <w:sz w:val="20"/>
+        </w:rPr>
+        <w:t xml:space="preserve">ora.diskmon</w:t>
+      </w:r>
+      <w:r>
+        <w:rPr>
           <w:rFonts w:ascii="맑은 고딕" w:hAnsi="맑은 고딕" w:eastAsia="맑은 고딕"/>
           <w:sz w:val="21"/>
         </w:rPr>
-        <w:t>`ora.diskmon` 이 OFFLINE 인 것은 정상이다. Exadata 전용 자원이라 일반 환경에서는 쓰이지 않는다.</w:t>
+        <w:t xml:space="preserve"> 이 OFFLINE 인 것은 정상이다. Exadata 전용 자원이라 일반 환경에서는 쓰이지 않는다.</w:t>
       </w:r>
     </w:p>
     <w:tbl>
@@ -2940,34 +3150,50 @@
             </w:pPr>
             <w:r>
               <w:rPr>
+                <w:rFonts w:ascii="Consolas" w:hAnsi="Consolas" w:eastAsia="Consolas" w:cs="Consolas"/>
+                <w:sz w:val="19"/>
+              </w:rPr>
+              <w:t xml:space="preserve">ora.asm</w:t>
+            </w:r>
+            <w:r>
+              <w:rPr>
                 <w:rFonts w:ascii="맑은 고딕" w:hAnsi="맑은 고딕" w:eastAsia="맑은 고딕"/>
                 <w:sz w:val="20"/>
               </w:rPr>
-              <w:t>`ora.asm` 은 두 목록에 모두 나온다. 이름은 같지만 다른 자원이다.</w:t>
+              <w:t xml:space="preserve"> 은 두 목록에 모두 나온다. 이름은 같지만 다른 자원이다.</w:t>
             </w:r>
           </w:p>
           <w:p>
             <w:pPr>
               <w:spacing w:after="20"/>
             </w:pPr>
+            <w:r>
+              <w:rPr>
+                <w:rFonts w:ascii="Consolas" w:hAnsi="Consolas" w:eastAsia="Consolas" w:cs="Consolas"/>
+                <w:sz w:val="19"/>
+              </w:rPr>
+              <w:t xml:space="preserve">-init</w:t>
+            </w:r>
             <w:r>
               <w:rPr>
                 <w:rFonts w:ascii="맑은 고딕" w:hAnsi="맑은 고딕" w:eastAsia="맑은 고딕"/>
                 <w:sz w:val="20"/>
               </w:rPr>
-              <w:t>`-init` 쪽의 ora.asm 은 ohasd 가 관리하는 로컬 ASM 인스턴스이고, 일반 목록의 `ora.asm(ora.asmgroup)` 은 crsd 가 관리하는 클러스터 차원의 자원이다.</w:t>
-            </w:r>
-          </w:p>
-          <w:p>
-            <w:pPr>
-              <w:spacing w:after="20"/>
-            </w:pPr>
+              <w:t xml:space="preserve"> 쪽의 ora.asm 은 ohasd 가 관리하는 로컬 ASM 인스턴스이고, 일반 목록의 </w:t>
+            </w:r>
+            <w:r>
+              <w:rPr>
+                <w:rFonts w:ascii="Consolas" w:hAnsi="Consolas" w:eastAsia="Consolas" w:cs="Consolas"/>
+                <w:sz w:val="19"/>
+              </w:rPr>
+              <w:t xml:space="preserve">ora.asm(ora.asmgroup)</w:t>
+            </w:r>
             <w:r>
               <w:rPr>
                 <w:rFonts w:ascii="맑은 고딕" w:hAnsi="맑은 고딕" w:eastAsia="맑은 고딕"/>
                 <w:sz w:val="20"/>
               </w:rPr>
-              <w:t>진단 중에 `crsctl stat res ora.asm -t` 를 실행했는데 예상과 다른 출력이 나온다면 `-init` 을 붙였는지 확인한다.</w:t>
+              <w:t xml:space="preserve"> 은 crsd 가 관리하는 클러스터 차원의 자원이다.</w:t>
             </w:r>
           </w:p>
           <w:p>
@@ -2979,7 +3205,61 @@
                 <w:rFonts w:ascii="맑은 고딕" w:hAnsi="맑은 고딕" w:eastAsia="맑은 고딕"/>
                 <w:sz w:val="20"/>
               </w:rPr>
-              <w:t>이 구분은 기동 순서와도 이어진다. ohasd 가 `-init` 자원들을 먼저 올리고, 그중 crsd 가 올라온 뒤에야 일반 자원이 관리되기 시작한다. 그래서 CSSD 가 합류하지 못하면 일반 목록은 아예 조회되지 않는다.</w:t>
+              <w:t xml:space="preserve">진단 중에 </w:t>
+            </w:r>
+            <w:r>
+              <w:rPr>
+                <w:rFonts w:ascii="Consolas" w:hAnsi="Consolas" w:eastAsia="Consolas" w:cs="Consolas"/>
+                <w:sz w:val="19"/>
+              </w:rPr>
+              <w:t xml:space="preserve">crsctl stat res ora.asm -t</w:t>
+            </w:r>
+            <w:r>
+              <w:rPr>
+                <w:rFonts w:ascii="맑은 고딕" w:hAnsi="맑은 고딕" w:eastAsia="맑은 고딕"/>
+                <w:sz w:val="20"/>
+              </w:rPr>
+              <w:t xml:space="preserve"> 를 실행했는데 예상과 다른 출력이 나온다면 </w:t>
+            </w:r>
+            <w:r>
+              <w:rPr>
+                <w:rFonts w:ascii="Consolas" w:hAnsi="Consolas" w:eastAsia="Consolas" w:cs="Consolas"/>
+                <w:sz w:val="19"/>
+              </w:rPr>
+              <w:t xml:space="preserve">-init</w:t>
+            </w:r>
+            <w:r>
+              <w:rPr>
+                <w:rFonts w:ascii="맑은 고딕" w:hAnsi="맑은 고딕" w:eastAsia="맑은 고딕"/>
+                <w:sz w:val="20"/>
+              </w:rPr>
+              <w:t xml:space="preserve"> 을 붙였는지 확인한다.</w:t>
+            </w:r>
+          </w:p>
+          <w:p>
+            <w:pPr>
+              <w:spacing w:after="20"/>
+            </w:pPr>
+            <w:r>
+              <w:rPr>
+                <w:rFonts w:ascii="맑은 고딕" w:hAnsi="맑은 고딕" w:eastAsia="맑은 고딕"/>
+                <w:sz w:val="20"/>
+              </w:rPr>
+              <w:t xml:space="preserve">이 구분은 기동 순서와도 이어진다. ohasd 가 </w:t>
+            </w:r>
+            <w:r>
+              <w:rPr>
+                <w:rFonts w:ascii="Consolas" w:hAnsi="Consolas" w:eastAsia="Consolas" w:cs="Consolas"/>
+                <w:sz w:val="19"/>
+              </w:rPr>
+              <w:t xml:space="preserve">-init</w:t>
+            </w:r>
+            <w:r>
+              <w:rPr>
+                <w:rFonts w:ascii="맑은 고딕" w:hAnsi="맑은 고딕" w:eastAsia="맑은 고딕"/>
+                <w:sz w:val="20"/>
+              </w:rPr>
+              <w:t xml:space="preserve"> 자원들을 먼저 올리고, 그중 crsd 가 올라온 뒤에야 일반 자원이 관리되기 시작한다. 그래서 CSSD 가 합류하지 못하면 일반 목록은 아예 조회되지 않는다.</w:t>
             </w:r>
           </w:p>
         </w:tc>
@@ -3911,7 +4191,65 @@
           <w:rFonts w:ascii="맑은 고딕" w:hAnsi="맑은 고딕" w:eastAsia="맑은 고딕"/>
           <w:sz w:val="21"/>
         </w:rPr>
-        <w:t>SID 열이 셋 중 하나다. `*` 이거나 `racdb1` 이거나 `racdb2` 다.</w:t>
+        <w:t xml:space="preserve">SID 열이 셋 중 하나다. </w:t>
+      </w:r>
+      <w:r>
+        <w:rPr>
+          <w:rFonts w:ascii="Consolas" w:hAnsi="Consolas" w:eastAsia="Consolas" w:cs="Consolas"/>
+          <w:sz w:val="20"/>
+        </w:rPr>
+        <w:t xml:space="preserve">*</w:t>
+      </w:r>
+      <w:r>
+        <w:rPr>
+          <w:rFonts w:ascii="맑은 고딕" w:hAnsi="맑은 고딕" w:eastAsia="맑은 고딕"/>
+          <w:sz w:val="21"/>
+        </w:rPr>
+        <w:t xml:space="preserve"> 이거나 </w:t>
+      </w:r>
+      <w:r>
+        <w:rPr>
+          <w:rFonts w:ascii="Consolas" w:hAnsi="Consolas" w:eastAsia="Consolas" w:cs="Consolas"/>
+          <w:sz w:val="20"/>
+        </w:rPr>
+        <w:t xml:space="preserve">racdb1</w:t>
+      </w:r>
+      <w:r>
+        <w:rPr>
+          <w:rFonts w:ascii="맑은 고딕" w:hAnsi="맑은 고딕" w:eastAsia="맑은 고딕"/>
+          <w:sz w:val="21"/>
+        </w:rPr>
+        <w:t xml:space="preserve"> 이거나 </w:t>
+      </w:r>
+      <w:r>
+        <w:rPr>
+          <w:rFonts w:ascii="Consolas" w:hAnsi="Consolas" w:eastAsia="Consolas" w:cs="Consolas"/>
+          <w:sz w:val="20"/>
+        </w:rPr>
+        <w:t xml:space="preserve">racdb2</w:t>
+      </w:r>
+      <w:r>
+        <w:rPr>
+          <w:rFonts w:ascii="맑은 고딕" w:hAnsi="맑은 고딕" w:eastAsia="맑은 고딕"/>
+          <w:sz w:val="21"/>
+        </w:rPr>
+        <w:t xml:space="preserve"> 다.</w:t>
+      </w:r>
+    </w:p>
+    <w:p>
+      <w:r>
+        <w:rPr>
+          <w:rFonts w:ascii="Consolas" w:hAnsi="Consolas" w:eastAsia="Consolas" w:cs="Consolas"/>
+          <w:sz w:val="20"/>
+        </w:rPr>
+        <w:t xml:space="preserve">*</w:t>
+      </w:r>
+      <w:r>
+        <w:rPr>
+          <w:rFonts w:ascii="맑은 고딕" w:hAnsi="맑은 고딕" w:eastAsia="맑은 고딕"/>
+          <w:sz w:val="21"/>
+        </w:rPr>
+        <w:t xml:space="preserve"> 은 모든 인스턴스에 적용된다는 뜻이고, 인스턴스 이름이 붙으면 그 인스턴스에만 적용된다.</w:t>
       </w:r>
     </w:p>
     <w:p>
@@ -3920,16 +4258,35 @@
           <w:rFonts w:ascii="맑은 고딕" w:hAnsi="맑은 고딕" w:eastAsia="맑은 고딕"/>
           <w:sz w:val="21"/>
         </w:rPr>
-        <w:t>`*` 은 모든 인스턴스에 적용된다는 뜻이고, 인스턴스 이름이 붙으면 그 인스턴스에만 적용된다.</w:t>
+        <w:t xml:space="preserve">pfile 로 내려받으면 이 구분이 </w:t>
       </w:r>
-    </w:p>
-    <w:p>
+      <w:r>
+        <w:rPr>
+          <w:rFonts w:ascii="Consolas" w:hAnsi="Consolas" w:eastAsia="Consolas" w:cs="Consolas"/>
+          <w:sz w:val="20"/>
+        </w:rPr>
+        <w:t xml:space="preserve">*.open_cursors=300</w:t>
+      </w:r>
       <w:r>
         <w:rPr>
           <w:rFonts w:ascii="맑은 고딕" w:hAnsi="맑은 고딕" w:eastAsia="맑은 고딕"/>
           <w:sz w:val="21"/>
         </w:rPr>
-        <w:t>pfile 로 내려받으면 이 구분이 `*.open_cursors=300` 과 `racdb1.thread=1` 처럼 나타난다. 10장에서 만든 pfile 에서 본 형태다.</w:t>
+        <w:t xml:space="preserve"> 과 </w:t>
+      </w:r>
+      <w:r>
+        <w:rPr>
+          <w:rFonts w:ascii="Consolas" w:hAnsi="Consolas" w:eastAsia="Consolas" w:cs="Consolas"/>
+          <w:sz w:val="20"/>
+        </w:rPr>
+        <w:t xml:space="preserve">racdb1.thread=1</w:t>
+      </w:r>
+      <w:r>
+        <w:rPr>
+          <w:rFonts w:ascii="맑은 고딕" w:hAnsi="맑은 고딕" w:eastAsia="맑은 고딕"/>
+          <w:sz w:val="21"/>
+        </w:rPr>
+        <w:t xml:space="preserve"> 처럼 나타난다. 10장에서 만든 pfile 에서 본 형태다.</w:t>
       </w:r>
     </w:p>
     <w:tbl>
@@ -4298,28 +4655,49 @@
     <w:p>
       <w:r>
         <w:rPr>
+          <w:rFonts w:ascii="Consolas" w:hAnsi="Consolas" w:eastAsia="Consolas" w:cs="Consolas"/>
+          <w:sz w:val="20"/>
+        </w:rPr>
+        <w:t xml:space="preserve">instance_number</w:t>
+      </w:r>
+      <w:r>
+        <w:rPr>
           <w:rFonts w:ascii="맑은 고딕" w:hAnsi="맑은 고딕" w:eastAsia="맑은 고딕"/>
           <w:sz w:val="21"/>
         </w:rPr>
-        <w:t>`instance_number` 는 인스턴스를 구분하는 번호다. 같으면 두 인스턴스가 서로를 자기라고 여긴다.</w:t>
+        <w:t xml:space="preserve"> 는 인스턴스를 구분하는 번호다. 같으면 두 인스턴스가 서로를 자기라고 여긴다.</w:t>
       </w:r>
     </w:p>
     <w:p>
       <w:r>
         <w:rPr>
+          <w:rFonts w:ascii="Consolas" w:hAnsi="Consolas" w:eastAsia="Consolas" w:cs="Consolas"/>
+          <w:sz w:val="20"/>
+        </w:rPr>
+        <w:t xml:space="preserve">thread</w:t>
+      </w:r>
+      <w:r>
+        <w:rPr>
           <w:rFonts w:ascii="맑은 고딕" w:hAnsi="맑은 고딕" w:eastAsia="맑은 고딕"/>
           <w:sz w:val="21"/>
         </w:rPr>
-        <w:t>`thread` 는 리두 스레드 번호다. 10장에서 V$LOG 의 THREAD# 로 확인한 그것이다. 각 인스턴스가 자기 스레드의 리두로그에만 쓴다. 같으면 두 인스턴스가 같은 리두로그에 동시에 쓰려 한다.</w:t>
+        <w:t xml:space="preserve"> 는 리두 스레드 번호다. 10장에서 V$LOG 의 THREAD# 로 확인한 그것이다. 각 인스턴스가 자기 스레드의 리두로그에만 쓴다. 같으면 두 인스턴스가 같은 리두로그에 동시에 쓰려 한다.</w:t>
       </w:r>
     </w:p>
     <w:p>
       <w:r>
         <w:rPr>
+          <w:rFonts w:ascii="Consolas" w:hAnsi="Consolas" w:eastAsia="Consolas" w:cs="Consolas"/>
+          <w:sz w:val="20"/>
+        </w:rPr>
+        <w:t xml:space="preserve">undo_tablespace</w:t>
+      </w:r>
+      <w:r>
+        <w:rPr>
           <w:rFonts w:ascii="맑은 고딕" w:hAnsi="맑은 고딕" w:eastAsia="맑은 고딕"/>
           <w:sz w:val="21"/>
         </w:rPr>
-        <w:t>`undo_tablespace` 는 각 인스턴스가 쓸 UNDO 다. 같으면 UNDO 세그먼트를 두고 다툰다.</w:t>
+        <w:t xml:space="preserve"> 는 각 인스턴스가 쓸 UNDO 다. 같으면 UNDO 세그먼트를 두고 다툰다.</w:t>
       </w:r>
     </w:p>
     <w:p>
@@ -4850,16 +5228,51 @@
           <w:rFonts w:ascii="맑은 고딕" w:hAnsi="맑은 고딕" w:eastAsia="맑은 고딕"/>
           <w:sz w:val="21"/>
         </w:rPr>
-        <w:t>위 다섯은 같고 아래 넷은 다르다. `undo_management` 는 AUTO 로 같은데 `undo_tablespace` 만 다른 것이 눈에 띈다. 방식은 공통이고 대상만 인스턴스별이라는 뜻이다.</w:t>
+        <w:t xml:space="preserve">위 다섯은 같고 아래 넷은 다르다. </w:t>
+      </w:r>
+      <w:r>
+        <w:rPr>
+          <w:rFonts w:ascii="Consolas" w:hAnsi="Consolas" w:eastAsia="Consolas" w:cs="Consolas"/>
+          <w:sz w:val="20"/>
+        </w:rPr>
+        <w:t xml:space="preserve">undo_management</w:t>
+      </w:r>
+      <w:r>
+        <w:rPr>
+          <w:rFonts w:ascii="맑은 고딕" w:hAnsi="맑은 고딕" w:eastAsia="맑은 고딕"/>
+          <w:sz w:val="21"/>
+        </w:rPr>
+        <w:t xml:space="preserve"> 는 AUTO 로 같은데 </w:t>
+      </w:r>
+      <w:r>
+        <w:rPr>
+          <w:rFonts w:ascii="Consolas" w:hAnsi="Consolas" w:eastAsia="Consolas" w:cs="Consolas"/>
+          <w:sz w:val="20"/>
+        </w:rPr>
+        <w:t xml:space="preserve">undo_tablespace</w:t>
+      </w:r>
+      <w:r>
+        <w:rPr>
+          <w:rFonts w:ascii="맑은 고딕" w:hAnsi="맑은 고딕" w:eastAsia="맑은 고딕"/>
+          <w:sz w:val="21"/>
+        </w:rPr>
+        <w:t xml:space="preserve"> 만 다른 것이 눈에 띈다. 방식은 공통이고 대상만 인스턴스별이라는 뜻이다.</w:t>
       </w:r>
     </w:p>
     <w:p>
       <w:r>
         <w:rPr>
+          <w:rFonts w:ascii="Consolas" w:hAnsi="Consolas" w:eastAsia="Consolas" w:cs="Consolas"/>
+          <w:sz w:val="20"/>
+        </w:rPr>
+        <w:t xml:space="preserve">instance_name</w:t>
+      </w:r>
+      <w:r>
+        <w:rPr>
           <w:rFonts w:ascii="맑은 고딕" w:hAnsi="맑은 고딕" w:eastAsia="맑은 고딕"/>
           <w:sz w:val="21"/>
         </w:rPr>
-        <w:t>`instance_name` 은 SPFILE 에 지정되어 있지 않은데도 값이 다르다. 기동할 때 ORACLE_SID 에서 결정되기 때문이다. SPFILE 목록에 없다고 해서 공통인 것은 아니다.</w:t>
+        <w:t xml:space="preserve"> 은 SPFILE 에 지정되어 있지 않은데도 값이 다르다. 기동할 때 ORACLE_SID 에서 결정되기 때문이다. SPFILE 목록에 없다고 해서 공통인 것은 아니다.</w:t>
       </w:r>
     </w:p>
     <w:p>
@@ -4881,10 +5294,17 @@
     <w:p>
       <w:r>
         <w:rPr>
+          <w:rFonts w:ascii="Consolas" w:hAnsi="Consolas" w:eastAsia="Consolas" w:cs="Consolas"/>
+          <w:sz w:val="20"/>
+        </w:rPr>
+        <w:t xml:space="preserve">반드시 같아야</w:t>
+      </w:r>
+      <w:r>
+        <w:rPr>
           <w:rFonts w:ascii="맑은 고딕" w:hAnsi="맑은 고딕" w:eastAsia="맑은 고딕"/>
           <w:sz w:val="21"/>
         </w:rPr>
-        <w:t>`반드시 같아야` 분류의 파라미터를 한 인스턴스에만 지정해 본다.</w:t>
+        <w:t xml:space="preserve"> 분류의 파라미터를 한 인스턴스에만 지정해 본다.</w:t>
       </w:r>
     </w:p>
     <w:tbl>
@@ -5087,10 +5507,31 @@
     <w:p>
       <w:r>
         <w:rPr>
+          <w:rFonts w:ascii="Consolas" w:hAnsi="Consolas" w:eastAsia="Consolas" w:cs="Consolas"/>
+          <w:sz w:val="20"/>
+        </w:rPr>
+        <w:t xml:space="preserve">db_block_size</w:t>
+      </w:r>
+      <w:r>
+        <w:rPr>
           <w:rFonts w:ascii="맑은 고딕" w:hAnsi="맑은 고딕" w:eastAsia="맑은 고딕"/>
           <w:sz w:val="21"/>
         </w:rPr>
-        <w:t>`db_block_size` 와 `db_name` 은 데이터베이스를 만들 때 확정되어 이후 어떤 방법으로도 바꿀 수 없는 값이다. 인스턴스별 지정 이전에 변경 자체가 막혀 있다.</w:t>
+        <w:t xml:space="preserve"> 와 </w:t>
+      </w:r>
+      <w:r>
+        <w:rPr>
+          <w:rFonts w:ascii="Consolas" w:hAnsi="Consolas" w:eastAsia="Consolas" w:cs="Consolas"/>
+          <w:sz w:val="20"/>
+        </w:rPr>
+        <w:t xml:space="preserve">db_name</w:t>
+      </w:r>
+      <w:r>
+        <w:rPr>
+          <w:rFonts w:ascii="맑은 고딕" w:hAnsi="맑은 고딕" w:eastAsia="맑은 고딕"/>
+          <w:sz w:val="21"/>
+        </w:rPr>
+        <w:t xml:space="preserve"> 은 데이터베이스를 만들 때 확정되어 이후 어떤 방법으로도 바꿀 수 없는 값이다. 인스턴스별 지정 이전에 변경 자체가 막혀 있다.</w:t>
       </w:r>
     </w:p>
     <w:p>
@@ -5467,7 +5908,35 @@
           <w:rFonts w:ascii="맑은 고딕" w:hAnsi="맑은 고딕" w:eastAsia="맑은 고딕"/>
           <w:sz w:val="21"/>
         </w:rPr>
-        <w:t>들어갔다. `racdb1` 전용 항목이 두 개 생겼고 `*` 값과 공존한다.</w:t>
+        <w:t xml:space="preserve">들어갔다. </w:t>
+      </w:r>
+      <w:r>
+        <w:rPr>
+          <w:rFonts w:ascii="Consolas" w:hAnsi="Consolas" w:eastAsia="Consolas" w:cs="Consolas"/>
+          <w:sz w:val="20"/>
+        </w:rPr>
+        <w:t xml:space="preserve">racdb1</w:t>
+      </w:r>
+      <w:r>
+        <w:rPr>
+          <w:rFonts w:ascii="맑은 고딕" w:hAnsi="맑은 고딕" w:eastAsia="맑은 고딕"/>
+          <w:sz w:val="21"/>
+        </w:rPr>
+        <w:t xml:space="preserve"> 전용 항목이 두 개 생겼고 </w:t>
+      </w:r>
+      <w:r>
+        <w:rPr>
+          <w:rFonts w:ascii="Consolas" w:hAnsi="Consolas" w:eastAsia="Consolas" w:cs="Consolas"/>
+          <w:sz w:val="20"/>
+        </w:rPr>
+        <w:t xml:space="preserve">*</w:t>
+      </w:r>
+      <w:r>
+        <w:rPr>
+          <w:rFonts w:ascii="맑은 고딕" w:hAnsi="맑은 고딕" w:eastAsia="맑은 고딕"/>
+          <w:sz w:val="21"/>
+        </w:rPr>
+        <w:t xml:space="preserve"> 값과 공존한다.</w:t>
       </w:r>
     </w:p>
     <w:p>
@@ -5476,7 +5945,49 @@
           <w:rFonts w:ascii="맑은 고딕" w:hAnsi="맑은 고딕" w:eastAsia="맑은 고딕"/>
           <w:sz w:val="21"/>
         </w:rPr>
-        <w:t>인스턴스별 값이 있으면 그것이 `*` 보다 우선한다. 다음에 racdb1 을 기동하면 `cluster_database=FALSE` 와 `control_files=+DATA/x` 를 읽는다.</w:t>
+        <w:t xml:space="preserve">인스턴스별 값이 있으면 그것이 </w:t>
+      </w:r>
+      <w:r>
+        <w:rPr>
+          <w:rFonts w:ascii="Consolas" w:hAnsi="Consolas" w:eastAsia="Consolas" w:cs="Consolas"/>
+          <w:sz w:val="20"/>
+        </w:rPr>
+        <w:t xml:space="preserve">*</w:t>
+      </w:r>
+      <w:r>
+        <w:rPr>
+          <w:rFonts w:ascii="맑은 고딕" w:hAnsi="맑은 고딕" w:eastAsia="맑은 고딕"/>
+          <w:sz w:val="21"/>
+        </w:rPr>
+        <w:t xml:space="preserve"> 보다 우선한다. 다음에 racdb1 을 기동하면 </w:t>
+      </w:r>
+      <w:r>
+        <w:rPr>
+          <w:rFonts w:ascii="Consolas" w:hAnsi="Consolas" w:eastAsia="Consolas" w:cs="Consolas"/>
+          <w:sz w:val="20"/>
+        </w:rPr>
+        <w:t xml:space="preserve">cluster_database=FALSE</w:t>
+      </w:r>
+      <w:r>
+        <w:rPr>
+          <w:rFonts w:ascii="맑은 고딕" w:hAnsi="맑은 고딕" w:eastAsia="맑은 고딕"/>
+          <w:sz w:val="21"/>
+        </w:rPr>
+        <w:t xml:space="preserve"> 와 </w:t>
+      </w:r>
+      <w:r>
+        <w:rPr>
+          <w:rFonts w:ascii="Consolas" w:hAnsi="Consolas" w:eastAsia="Consolas" w:cs="Consolas"/>
+          <w:sz w:val="20"/>
+        </w:rPr>
+        <w:t xml:space="preserve">control_files=+DATA/x</w:t>
+      </w:r>
+      <w:r>
+        <w:rPr>
+          <w:rFonts w:ascii="맑은 고딕" w:hAnsi="맑은 고딕" w:eastAsia="맑은 고딕"/>
+          <w:sz w:val="21"/>
+        </w:rPr>
+        <w:t xml:space="preserve"> 를 읽는다.</w:t>
       </w:r>
     </w:p>
     <w:tbl>
@@ -5510,22 +6021,36 @@
             </w:pPr>
             <w:r>
               <w:rPr>
+                <w:rFonts w:ascii="Consolas" w:hAnsi="Consolas" w:eastAsia="Consolas" w:cs="Consolas"/>
+                <w:sz w:val="19"/>
+              </w:rPr>
+              <w:t xml:space="preserve">control_files=+DATA/x</w:t>
+            </w:r>
+            <w:r>
+              <w:rPr>
                 <w:rFonts w:ascii="맑은 고딕" w:hAnsi="맑은 고딕" w:eastAsia="맑은 고딕"/>
                 <w:sz w:val="20"/>
               </w:rPr>
-              <w:t>`control_files=+DATA/x` 는 존재하지 않는 경로다. racdb1 은 컨트롤파일을 읽지 못해 MOUNT 단계에서 실패한다. ORA-00205 계열로 기동이 중단된다.</w:t>
+              <w:t xml:space="preserve"> 는 존재하지 않는 경로다. racdb1 은 컨트롤파일을 읽지 못해 MOUNT 단계에서 실패한다. ORA-00205 계열로 기동이 중단된다.</w:t>
             </w:r>
           </w:p>
           <w:p>
             <w:pPr>
               <w:spacing w:after="20"/>
             </w:pPr>
+            <w:r>
+              <w:rPr>
+                <w:rFonts w:ascii="Consolas" w:hAnsi="Consolas" w:eastAsia="Consolas" w:cs="Consolas"/>
+                <w:sz w:val="19"/>
+              </w:rPr>
+              <w:t xml:space="preserve">cluster_database=FALSE</w:t>
+            </w:r>
             <w:r>
               <w:rPr>
                 <w:rFonts w:ascii="맑은 고딕" w:hAnsi="맑은 고딕" w:eastAsia="맑은 고딕"/>
                 <w:sz w:val="20"/>
               </w:rPr>
-              <w:t>`cluster_database=FALSE` 는 더 까다롭다. 만약 control_files 를 고쳐 기동이 된다 해도, racdb1 이 자기를 단일 인스턴스로 여기고 데이터베이스를 배타적으로 열려 한다. 그런데 racdb2 가 이미 열고 있으므로 ORA-01102 계열로 실패한다.</w:t>
+              <w:t xml:space="preserve"> 는 더 까다롭다. 만약 control_files 를 고쳐 기동이 된다 해도, racdb1 이 자기를 단일 인스턴스로 여기고 데이터베이스를 배타적으로 열려 한다. 그런데 racdb2 가 이미 열고 있으므로 ORA-01102 계열로 실패한다.</w:t>
             </w:r>
           </w:p>
           <w:p>
@@ -5576,19 +6101,47 @@
     <w:p>
       <w:r>
         <w:rPr>
+          <w:rFonts w:ascii="Consolas" w:hAnsi="Consolas" w:eastAsia="Consolas" w:cs="Consolas"/>
+          <w:sz w:val="20"/>
+        </w:rPr>
+        <w:t xml:space="preserve">cluster_database=FALSE</w:t>
+      </w:r>
+      <w:r>
+        <w:rPr>
           <w:rFonts w:ascii="맑은 고딕" w:hAnsi="맑은 고딕" w:eastAsia="맑은 고딕"/>
           <w:sz w:val="21"/>
         </w:rPr>
-        <w:t>`cluster_database=FALSE` 는 정당한 용도가 있다. RAC 데이터베이스를 단일 인스턴스 모드로 열어야 하는 작업이 있다. 예를 들어 업그레이드 스크립트를 돌릴 때나 특정 복구 작업이 그렇다. 그때는 다른 인스턴스를 모두 내리고 한 인스턴스만 `cluster_database=FALSE` 로 올린다.</w:t>
+        <w:t xml:space="preserve"> 는 정당한 용도가 있다. RAC 데이터베이스를 단일 인스턴스 모드로 열어야 하는 작업이 있다. 예를 들어 업그레이드 스크립트를 돌릴 때나 특정 복구 작업이 그렇다. 그때는 다른 인스턴스를 모두 내리고 한 인스턴스만 </w:t>
+      </w:r>
+      <w:r>
+        <w:rPr>
+          <w:rFonts w:ascii="Consolas" w:hAnsi="Consolas" w:eastAsia="Consolas" w:cs="Consolas"/>
+          <w:sz w:val="20"/>
+        </w:rPr>
+        <w:t xml:space="preserve">cluster_database=FALSE</w:t>
+      </w:r>
+      <w:r>
+        <w:rPr>
+          <w:rFonts w:ascii="맑은 고딕" w:hAnsi="맑은 고딕" w:eastAsia="맑은 고딕"/>
+          <w:sz w:val="21"/>
+        </w:rPr>
+        <w:t xml:space="preserve"> 로 올린다.</w:t>
       </w:r>
     </w:p>
     <w:p>
       <w:r>
         <w:rPr>
+          <w:rFonts w:ascii="Consolas" w:hAnsi="Consolas" w:eastAsia="Consolas" w:cs="Consolas"/>
+          <w:sz w:val="20"/>
+        </w:rPr>
+        <w:t xml:space="preserve">control_files</w:t>
+      </w:r>
+      <w:r>
+        <w:rPr>
           <w:rFonts w:ascii="맑은 고딕" w:hAnsi="맑은 고딕" w:eastAsia="맑은 고딕"/>
           <w:sz w:val="21"/>
         </w:rPr>
-        <w:t>`control_files` 도 마찬가지다. 10장에서 본 컨트롤파일 이동 절차가 이 파라미터를 scope=spfile 로 바꾸는 것에서 시작한다.</w:t>
+        <w:t xml:space="preserve"> 도 마찬가지다. 10장에서 본 컨트롤파일 이동 절차가 이 파라미터를 scope=spfile 로 바꾸는 것에서 시작한다.</w:t>
       </w:r>
     </w:p>
     <w:p>
@@ -5606,7 +6159,21 @@
           <w:rFonts w:ascii="맑은 고딕" w:hAnsi="맑은 고딕" w:eastAsia="맑은 고딕"/>
           <w:sz w:val="21"/>
         </w:rPr>
-        <w:t>그러므로 안전장치는 사람 쪽에 있어야 한다. `sid=` 를 붙일 때는 그 파라미터가 세 분류 중 어디에 속하는지 먼저 확인한다.</w:t>
+        <w:t xml:space="preserve">그러므로 안전장치는 사람 쪽에 있어야 한다. </w:t>
+      </w:r>
+      <w:r>
+        <w:rPr>
+          <w:rFonts w:ascii="Consolas" w:hAnsi="Consolas" w:eastAsia="Consolas" w:cs="Consolas"/>
+          <w:sz w:val="20"/>
+        </w:rPr>
+        <w:t xml:space="preserve">sid=</w:t>
+      </w:r>
+      <w:r>
+        <w:rPr>
+          <w:rFonts w:ascii="맑은 고딕" w:hAnsi="맑은 고딕" w:eastAsia="맑은 고딕"/>
+          <w:sz w:val="21"/>
+        </w:rPr>
+        <w:t xml:space="preserve"> 를 붙일 때는 그 파라미터가 세 분류 중 어디에 속하는지 먼저 확인한다.</w:t>
       </w:r>
     </w:p>
     <w:p>
@@ -5895,10 +6462,31 @@
     <w:p>
       <w:r>
         <w:rPr>
+          <w:rFonts w:ascii="Consolas" w:hAnsi="Consolas" w:eastAsia="Consolas" w:cs="Consolas"/>
+          <w:sz w:val="20"/>
+        </w:rPr>
+        <w:t xml:space="preserve">racdb1</w:t>
+      </w:r>
+      <w:r>
+        <w:rPr>
           <w:rFonts w:ascii="맑은 고딕" w:hAnsi="맑은 고딕" w:eastAsia="맑은 고딕"/>
           <w:sz w:val="21"/>
         </w:rPr>
-        <w:t>`racdb1` 전용 항목이 사라지고 `*` 만 남았다.</w:t>
+        <w:t xml:space="preserve"> 전용 항목이 사라지고 </w:t>
+      </w:r>
+      <w:r>
+        <w:rPr>
+          <w:rFonts w:ascii="Consolas" w:hAnsi="Consolas" w:eastAsia="Consolas" w:cs="Consolas"/>
+          <w:sz w:val="20"/>
+        </w:rPr>
+        <w:t xml:space="preserve">*</w:t>
+      </w:r>
+      <w:r>
+        <w:rPr>
+          <w:rFonts w:ascii="맑은 고딕" w:hAnsi="맑은 고딕" w:eastAsia="맑은 고딕"/>
+          <w:sz w:val="21"/>
+        </w:rPr>
+        <w:t xml:space="preserve"> 만 남았다.</w:t>
       </w:r>
     </w:p>
     <w:p>
@@ -5907,7 +6495,21 @@
           <w:rFonts w:ascii="맑은 고딕" w:hAnsi="맑은 고딕" w:eastAsia="맑은 고딕"/>
           <w:sz w:val="21"/>
         </w:rPr>
-        <w:t>RESET 은 값을 원래대로 되돌리는 것이 아니라 그 항목 자체를 SPFILE 에서 지우는 것이다. 그러면 상위인 `*` 값이 다시 적용된다.</w:t>
+        <w:t xml:space="preserve">RESET 은 값을 원래대로 되돌리는 것이 아니라 그 항목 자체를 SPFILE 에서 지우는 것이다. 그러면 상위인 </w:t>
+      </w:r>
+      <w:r>
+        <w:rPr>
+          <w:rFonts w:ascii="Consolas" w:hAnsi="Consolas" w:eastAsia="Consolas" w:cs="Consolas"/>
+          <w:sz w:val="20"/>
+        </w:rPr>
+        <w:t xml:space="preserve">*</w:t>
+      </w:r>
+      <w:r>
+        <w:rPr>
+          <w:rFonts w:ascii="맑은 고딕" w:hAnsi="맑은 고딕" w:eastAsia="맑은 고딕"/>
+          <w:sz w:val="21"/>
+        </w:rPr>
+        <w:t xml:space="preserve"> 값이 다시 적용된다.</w:t>
       </w:r>
     </w:p>
     <w:tbl>
@@ -6056,7 +6658,21 @@
           <w:rFonts w:ascii="맑은 고딕" w:hAnsi="맑은 고딕" w:eastAsia="맑은 고딕"/>
           <w:sz w:val="21"/>
         </w:rPr>
-        <w:t>비교를 위해 `같은 것이 권장` 분류의 파라미터를 인스턴스별로 지정해 본다.</w:t>
+        <w:t xml:space="preserve">비교를 위해 </w:t>
+      </w:r>
+      <w:r>
+        <w:rPr>
+          <w:rFonts w:ascii="Consolas" w:hAnsi="Consolas" w:eastAsia="Consolas" w:cs="Consolas"/>
+          <w:sz w:val="20"/>
+        </w:rPr>
+        <w:t xml:space="preserve">같은 것이 권장</w:t>
+      </w:r>
+      <w:r>
+        <w:rPr>
+          <w:rFonts w:ascii="맑은 고딕" w:hAnsi="맑은 고딕" w:eastAsia="맑은 고딕"/>
+          <w:sz w:val="21"/>
+        </w:rPr>
+        <w:t xml:space="preserve"> 분류의 파라미터를 인스턴스별로 지정해 본다.</w:t>
       </w:r>
     </w:p>
     <w:tbl>
@@ -6489,34 +7105,55 @@
             </w:pPr>
             <w:r>
               <w:rPr>
+                <w:rFonts w:ascii="Consolas" w:hAnsi="Consolas" w:eastAsia="Consolas" w:cs="Consolas"/>
+                <w:sz w:val="19"/>
+              </w:rPr>
+              <w:t xml:space="preserve">scope=memory</w:t>
+            </w:r>
+            <w:r>
+              <w:rPr>
                 <w:rFonts w:ascii="맑은 고딕" w:hAnsi="맑은 고딕" w:eastAsia="맑은 고딕"/>
                 <w:sz w:val="20"/>
               </w:rPr>
-              <w:t>`scope=memory` 는 지금 돌고 있는 인스턴스에만 적용되고 SPFILE 은 건드리지 않는다. 재기동하면 사라진다. 임시 조정에 쓴다.</w:t>
+              <w:t xml:space="preserve"> 는 지금 돌고 있는 인스턴스에만 적용되고 SPFILE 은 건드리지 않는다. 재기동하면 사라진다. 임시 조정에 쓴다.</w:t>
             </w:r>
           </w:p>
           <w:p>
             <w:pPr>
               <w:spacing w:after="20"/>
             </w:pPr>
+            <w:r>
+              <w:rPr>
+                <w:rFonts w:ascii="Consolas" w:hAnsi="Consolas" w:eastAsia="Consolas" w:cs="Consolas"/>
+                <w:sz w:val="19"/>
+              </w:rPr>
+              <w:t xml:space="preserve">scope=spfile</w:t>
+            </w:r>
             <w:r>
               <w:rPr>
                 <w:rFonts w:ascii="맑은 고딕" w:hAnsi="맑은 고딕" w:eastAsia="맑은 고딕"/>
                 <w:sz w:val="20"/>
               </w:rPr>
-              <w:t>`scope=spfile` 은 SPFILE 만 바꾸고 지금은 적용하지 않는다. 정적 파라미터이거나, 다음 재기동 시점에 반영하려는 경우에 쓴다.</w:t>
+              <w:t xml:space="preserve"> 은 SPFILE 만 바꾸고 지금은 적용하지 않는다. 정적 파라미터이거나, 다음 재기동 시점에 반영하려는 경우에 쓴다.</w:t>
             </w:r>
           </w:p>
           <w:p>
             <w:pPr>
               <w:spacing w:after="20"/>
             </w:pPr>
+            <w:r>
+              <w:rPr>
+                <w:rFonts w:ascii="Consolas" w:hAnsi="Consolas" w:eastAsia="Consolas" w:cs="Consolas"/>
+                <w:sz w:val="19"/>
+              </w:rPr>
+              <w:t xml:space="preserve">scope=both</w:t>
+            </w:r>
             <w:r>
               <w:rPr>
                 <w:rFonts w:ascii="맑은 고딕" w:hAnsi="맑은 고딕" w:eastAsia="맑은 고딕"/>
                 <w:sz w:val="20"/>
               </w:rPr>
-              <w:t>`scope=both` 는 둘 다 한다. 기본값이며 동적 파라미터에 주로 쓴다.</w:t>
+              <w:t xml:space="preserve"> 는 둘 다 한다. 기본값이며 동적 파라미터에 주로 쓴다.</w:t>
             </w:r>
           </w:p>
           <w:p>
@@ -7297,7 +7934,21 @@
           <w:rFonts w:ascii="맑은 고딕" w:hAnsi="맑은 고딕" w:eastAsia="맑은 고딕"/>
           <w:sz w:val="21"/>
         </w:rPr>
-        <w:t>주목할 점은 `alter session set container` 자체는 양쪽 다 성공했다는 것이다. 컨테이너로 전환하는 것과 그 안의 데이터를 읽는 것은 별개다.</w:t>
+        <w:t xml:space="preserve">주목할 점은 </w:t>
+      </w:r>
+      <w:r>
+        <w:rPr>
+          <w:rFonts w:ascii="Consolas" w:hAnsi="Consolas" w:eastAsia="Consolas" w:cs="Consolas"/>
+          <w:sz w:val="20"/>
+        </w:rPr>
+        <w:t xml:space="preserve">alter session set container</w:t>
+      </w:r>
+      <w:r>
+        <w:rPr>
+          <w:rFonts w:ascii="맑은 고딕" w:hAnsi="맑은 고딕" w:eastAsia="맑은 고딕"/>
+          <w:sz w:val="21"/>
+        </w:rPr>
+        <w:t xml:space="preserve"> 자체는 양쪽 다 성공했다는 것이다. 컨테이너로 전환하는 것과 그 안의 데이터를 읽는 것은 별개다.</w:t>
       </w:r>
     </w:p>
     <w:p>
@@ -7687,10 +8338,17 @@
     <w:p>
       <w:r>
         <w:rPr>
+          <w:rFonts w:ascii="Consolas" w:hAnsi="Consolas" w:eastAsia="Consolas" w:cs="Consolas"/>
+          <w:sz w:val="20"/>
+        </w:rPr>
+        <w:t xml:space="preserve">instances=all</w:t>
+      </w:r>
+      <w:r>
+        <w:rPr>
           <w:rFonts w:ascii="맑은 고딕" w:hAnsi="맑은 고딕" w:eastAsia="맑은 고딕"/>
           <w:sz w:val="21"/>
         </w:rPr>
-        <w:t>`instances=all` 을 붙이면 모든 인스턴스에서 열린다. 한 노드에서 한 번 실행하면 된다.</w:t>
+        <w:t xml:space="preserve"> 을 붙이면 모든 인스턴스에서 열린다. 한 노드에서 한 번 실행하면 된다.</w:t>
       </w:r>
     </w:p>
     <w:p>
@@ -7699,7 +8357,21 @@
           <w:rFonts w:ascii="맑은 고딕" w:hAnsi="맑은 고딕" w:eastAsia="맑은 고딕"/>
           <w:sz w:val="21"/>
         </w:rPr>
-        <w:t>특정 인스턴스만 지정하려면 `instances=('racdb1')` 형태로 쓴다.</w:t>
+        <w:t xml:space="preserve">특정 인스턴스만 지정하려면 </w:t>
+      </w:r>
+      <w:r>
+        <w:rPr>
+          <w:rFonts w:ascii="Consolas" w:hAnsi="Consolas" w:eastAsia="Consolas" w:cs="Consolas"/>
+          <w:sz w:val="20"/>
+        </w:rPr>
+        <w:t xml:space="preserve">instances=('racdb1')</w:t>
+      </w:r>
+      <w:r>
+        <w:rPr>
+          <w:rFonts w:ascii="맑은 고딕" w:hAnsi="맑은 고딕" w:eastAsia="맑은 고딕"/>
+          <w:sz w:val="21"/>
+        </w:rPr>
+        <w:t xml:space="preserve"> 형태로 쓴다.</w:t>
       </w:r>
     </w:p>
     <w:p>
@@ -7708,7 +8380,21 @@
           <w:rFonts w:ascii="맑은 고딕" w:hAnsi="맑은 고딕" w:eastAsia="맑은 고딕"/>
           <w:sz w:val="21"/>
         </w:rPr>
-        <w:t>실무에서는 열 때 `instances=all` 을 습관적으로 붙이는 편이 안전하다. 생략하면 실행한 노드에서만 열려 12.4.3 절의 증상이 생긴다.</w:t>
+        <w:t xml:space="preserve">실무에서는 열 때 </w:t>
+      </w:r>
+      <w:r>
+        <w:rPr>
+          <w:rFonts w:ascii="Consolas" w:hAnsi="Consolas" w:eastAsia="Consolas" w:cs="Consolas"/>
+          <w:sz w:val="20"/>
+        </w:rPr>
+        <w:t xml:space="preserve">instances=all</w:t>
+      </w:r>
+      <w:r>
+        <w:rPr>
+          <w:rFonts w:ascii="맑은 고딕" w:hAnsi="맑은 고딕" w:eastAsia="맑은 고딕"/>
+          <w:sz w:val="21"/>
+        </w:rPr>
+        <w:t xml:space="preserve"> 을 습관적으로 붙이는 편이 안전하다. 생략하면 실행한 노드에서만 열려 12.4.3 절의 증상이 생긴다.</w:t>
       </w:r>
     </w:p>
     <w:p>
@@ -7875,7 +8561,21 @@
           <w:rFonts w:ascii="맑은 고딕" w:hAnsi="맑은 고딕" w:eastAsia="맑은 고딕"/>
           <w:sz w:val="21"/>
         </w:rPr>
-        <w:t>저장 자체도 인스턴스별로 이뤄진다는 뜻이다. 한 노드에서만 `alter pluggable database ... save state` 를 하면 그 노드에서만 자동으로 열린다.</w:t>
+        <w:t xml:space="preserve">저장 자체도 인스턴스별로 이뤄진다는 뜻이다. 한 노드에서만 </w:t>
+      </w:r>
+      <w:r>
+        <w:rPr>
+          <w:rFonts w:ascii="Consolas" w:hAnsi="Consolas" w:eastAsia="Consolas" w:cs="Consolas"/>
+          <w:sz w:val="20"/>
+        </w:rPr>
+        <w:t xml:space="preserve">alter pluggable database ... save state</w:t>
+      </w:r>
+      <w:r>
+        <w:rPr>
+          <w:rFonts w:ascii="맑은 고딕" w:hAnsi="맑은 고딕" w:eastAsia="맑은 고딕"/>
+          <w:sz w:val="21"/>
+        </w:rPr>
+        <w:t xml:space="preserve"> 를 하면 그 노드에서만 자동으로 열린다.</w:t>
       </w:r>
     </w:p>
     <w:p>
@@ -7884,7 +8584,21 @@
           <w:rFonts w:ascii="맑은 고딕" w:hAnsi="맑은 고딕" w:eastAsia="맑은 고딕"/>
           <w:sz w:val="21"/>
         </w:rPr>
-        <w:t>저장할 때도 `instances=all` 을 붙여야 두 노드 모두에 기록된다.</w:t>
+        <w:t xml:space="preserve">저장할 때도 </w:t>
+      </w:r>
+      <w:r>
+        <w:rPr>
+          <w:rFonts w:ascii="Consolas" w:hAnsi="Consolas" w:eastAsia="Consolas" w:cs="Consolas"/>
+          <w:sz w:val="20"/>
+        </w:rPr>
+        <w:t xml:space="preserve">instances=all</w:t>
+      </w:r>
+      <w:r>
+        <w:rPr>
+          <w:rFonts w:ascii="맑은 고딕" w:hAnsi="맑은 고딕" w:eastAsia="맑은 고딕"/>
+          <w:sz w:val="21"/>
+        </w:rPr>
+        <w:t xml:space="preserve"> 을 붙여야 두 노드 모두에 기록된다.</w:t>
       </w:r>
     </w:p>
     <w:tbl>
@@ -8295,7 +9009,21 @@
           <w:rFonts w:ascii="맑은 고딕" w:hAnsi="맑은 고딕" w:eastAsia="맑은 고딕"/>
           <w:sz w:val="21"/>
         </w:rPr>
-        <w:t>하나. `sid=` 를 붙이기 전에 그 파라미터가 세 분류 중 어디에 속하는지 확인한다. 오라클이 막아 주는 것은 일부뿐이다.</w:t>
+        <w:t xml:space="preserve">하나. </w:t>
+      </w:r>
+      <w:r>
+        <w:rPr>
+          <w:rFonts w:ascii="Consolas" w:hAnsi="Consolas" w:eastAsia="Consolas" w:cs="Consolas"/>
+          <w:sz w:val="20"/>
+        </w:rPr>
+        <w:t xml:space="preserve">sid=</w:t>
+      </w:r>
+      <w:r>
+        <w:rPr>
+          <w:rFonts w:ascii="맑은 고딕" w:hAnsi="맑은 고딕" w:eastAsia="맑은 고딕"/>
+          <w:sz w:val="21"/>
+        </w:rPr>
+        <w:t xml:space="preserve"> 를 붙이기 전에 그 파라미터가 세 분류 중 어디에 속하는지 확인한다. 오라클이 막아 주는 것은 일부뿐이다.</w:t>
       </w:r>
     </w:p>
     <w:p>
@@ -8304,7 +9032,35 @@
           <w:rFonts w:ascii="맑은 고딕" w:hAnsi="맑은 고딕" w:eastAsia="맑은 고딕"/>
           <w:sz w:val="21"/>
         </w:rPr>
-        <w:t>둘. 변경은 `scope=spfile` 로 하고 즉시 반영이 필요하면 별도로 `scope=memory` 를 준다. 한 번에 both 로 하면 잘못된 값이 즉시 적용된다.</w:t>
+        <w:t xml:space="preserve">둘. 변경은 </w:t>
+      </w:r>
+      <w:r>
+        <w:rPr>
+          <w:rFonts w:ascii="Consolas" w:hAnsi="Consolas" w:eastAsia="Consolas" w:cs="Consolas"/>
+          <w:sz w:val="20"/>
+        </w:rPr>
+        <w:t xml:space="preserve">scope=spfile</w:t>
+      </w:r>
+      <w:r>
+        <w:rPr>
+          <w:rFonts w:ascii="맑은 고딕" w:hAnsi="맑은 고딕" w:eastAsia="맑은 고딕"/>
+          <w:sz w:val="21"/>
+        </w:rPr>
+        <w:t xml:space="preserve"> 로 하고 즉시 반영이 필요하면 별도로 </w:t>
+      </w:r>
+      <w:r>
+        <w:rPr>
+          <w:rFonts w:ascii="Consolas" w:hAnsi="Consolas" w:eastAsia="Consolas" w:cs="Consolas"/>
+          <w:sz w:val="20"/>
+        </w:rPr>
+        <w:t xml:space="preserve">scope=memory</w:t>
+      </w:r>
+      <w:r>
+        <w:rPr>
+          <w:rFonts w:ascii="맑은 고딕" w:hAnsi="맑은 고딕" w:eastAsia="맑은 고딕"/>
+          <w:sz w:val="21"/>
+        </w:rPr>
+        <w:t xml:space="preserve"> 를 준다. 한 번에 both 로 하면 잘못된 값이 즉시 적용된다.</w:t>
       </w:r>
     </w:p>
     <w:p>
@@ -8322,7 +9078,21 @@
           <w:rFonts w:ascii="맑은 고딕" w:hAnsi="맑은 고딕" w:eastAsia="맑은 고딕"/>
           <w:sz w:val="21"/>
         </w:rPr>
-        <w:t>넷. 되돌릴 때는 값을 다시 쓰는 것이 아니라 RESET 으로 항목 자체를 지운다. 그래야 `*` 값이 다시 적용된다.</w:t>
+        <w:t xml:space="preserve">넷. 되돌릴 때는 값을 다시 쓰는 것이 아니라 RESET 으로 항목 자체를 지운다. 그래야 </w:t>
+      </w:r>
+      <w:r>
+        <w:rPr>
+          <w:rFonts w:ascii="Consolas" w:hAnsi="Consolas" w:eastAsia="Consolas" w:cs="Consolas"/>
+          <w:sz w:val="20"/>
+        </w:rPr>
+        <w:t xml:space="preserve">*</w:t>
+      </w:r>
+      <w:r>
+        <w:rPr>
+          <w:rFonts w:ascii="맑은 고딕" w:hAnsi="맑은 고딕" w:eastAsia="맑은 고딕"/>
+          <w:sz w:val="21"/>
+        </w:rPr>
+        <w:t xml:space="preserve"> 값이 다시 적용된다.</w:t>
       </w:r>
     </w:p>
     <w:p>
@@ -8720,7 +9490,35 @@
           <w:rFonts w:ascii="맑은 고딕" w:hAnsi="맑은 고딕" w:eastAsia="맑은 고딕"/>
           <w:sz w:val="21"/>
         </w:rPr>
-        <w:t>RAC 의 SPFILE 에는 `*.` 과 `racdb1.` 두 표기가 있다. 이 랩의 기준선은 공통 24 개, racdb1 전용 3 개, racdb2 전용 3 개다.</w:t>
+        <w:t xml:space="preserve">RAC 의 SPFILE 에는 </w:t>
+      </w:r>
+      <w:r>
+        <w:rPr>
+          <w:rFonts w:ascii="Consolas" w:hAnsi="Consolas" w:eastAsia="Consolas" w:cs="Consolas"/>
+          <w:sz w:val="20"/>
+        </w:rPr>
+        <w:t xml:space="preserve">*.</w:t>
+      </w:r>
+      <w:r>
+        <w:rPr>
+          <w:rFonts w:ascii="맑은 고딕" w:hAnsi="맑은 고딕" w:eastAsia="맑은 고딕"/>
+          <w:sz w:val="21"/>
+        </w:rPr>
+        <w:t xml:space="preserve"> 과 </w:t>
+      </w:r>
+      <w:r>
+        <w:rPr>
+          <w:rFonts w:ascii="Consolas" w:hAnsi="Consolas" w:eastAsia="Consolas" w:cs="Consolas"/>
+          <w:sz w:val="20"/>
+        </w:rPr>
+        <w:t xml:space="preserve">racdb1.</w:t>
+      </w:r>
+      <w:r>
+        <w:rPr>
+          <w:rFonts w:ascii="맑은 고딕" w:hAnsi="맑은 고딕" w:eastAsia="맑은 고딕"/>
+          <w:sz w:val="21"/>
+        </w:rPr>
+        <w:t xml:space="preserve"> 두 표기가 있다. 이 랩의 기준선은 공통 24 개, racdb1 전용 3 개, racdb2 전용 3 개다.</w:t>
       </w:r>
     </w:p>
     <w:p>
@@ -8765,7 +9563,21 @@
           <w:rFonts w:ascii="맑은 고딕" w:hAnsi="맑은 고딕" w:eastAsia="맑은 고딕"/>
           <w:sz w:val="21"/>
         </w:rPr>
-        <w:t>잘못 넣은 인스턴스별 값은 ALTER SYSTEM RESET 으로 지운다. 값을 되돌리는 것이 아니라 항목을 없애 상위인 `*` 값이 다시 적용되게 하는 것이다.</w:t>
+        <w:t xml:space="preserve">잘못 넣은 인스턴스별 값은 ALTER SYSTEM RESET 으로 지운다. 값을 되돌리는 것이 아니라 항목을 없애 상위인 </w:t>
+      </w:r>
+      <w:r>
+        <w:rPr>
+          <w:rFonts w:ascii="Consolas" w:hAnsi="Consolas" w:eastAsia="Consolas" w:cs="Consolas"/>
+          <w:sz w:val="20"/>
+        </w:rPr>
+        <w:t xml:space="preserve">*</w:t>
+      </w:r>
+      <w:r>
+        <w:rPr>
+          <w:rFonts w:ascii="맑은 고딕" w:hAnsi="맑은 고딕" w:eastAsia="맑은 고딕"/>
+          <w:sz w:val="21"/>
+        </w:rPr>
+        <w:t xml:space="preserve"> 값이 다시 적용되게 하는 것이다.</w:t>
       </w:r>
     </w:p>
     <w:p>
